--- a/example_articles/states/New Jersey/6.states_New Jersey_Other_publisher.docx
+++ b/example_articles/states/New Jersey/6.states_New Jersey_Other_publisher.docx
@@ -7,7 +7,7 @@
         <w:pStyle w:val="Heading1"/>
       </w:pPr>
       <w:r>
-        <w:t>Gotti's no hero</w:t>
+        <w:t>Is Norwest now best? Competitors say bank's free checking account offer much ado about nothing</w:t>
       </w:r>
     </w:p>
     <w:p>
@@ -17,27 +17,27 @@
     </w:p>
     <w:p>
       <w:r>
-        <w:t>Date: 1992-06-24</w:t>
+        <w:t>Date: 1992-08-08</w:t>
       </w:r>
     </w:p>
     <w:p>
       <w:r>
-        <w:t>Section: NEWS; Pg. 14A; Debate</w:t>
+        <w:t>Section: Marketplace; Column six; Pg. 1D</w:t>
       </w:r>
     </w:p>
     <w:p>
       <w:r>
-        <w:t>Source File: Other publishers/Files (500) (13).DOCX</w:t>
+        <w:t>Source file: Other publishers/Files (500) (27).DOCX</w:t>
       </w:r>
     </w:p>
     <w:p>
       <w:r>
-        <w:t>Raw locations result: ['Newark, New Jersey']</w:t>
+        <w:t>Raw locations result, 'locations': ['Italy', 'United States (New Jersey, Pennsylvania, France is mentioned but not U.S.; include for country-level)']</w:t>
       </w:r>
     </w:p>
     <w:p>
       <w:r>
-        <w:t>states_stand_flat (Standardized): New Jersey</w:t>
+        <w:t>Standardized locations result, 'states_stand_flat': New Jersey</w:t>
       </w:r>
     </w:p>
     <w:p>
@@ -49,31 +49,93 @@
     </w:p>
     <w:p>
       <w:r>
-        <w:t>At the moment of his downfall, mob boss John Gotti courts folk-hero status.</w:t>
+        <w:t>Competitors watched undaunted Friday as Norwest inaugurated an "unbelievable free checking" account designed to lure more working-class folks to the Twin Cities' biggest bank.</w:t>
         <w:br/>
-        <w:t>He's an immigrants' son who never graduated from high school but has so much money he lost $ 90,000 gambling and didn't notice.</w:t>
+        <w:t xml:space="preserve"> The account is designed to complement Norwest's "Advantage" - perk-laden checking for customers who maintain deposits or loans that total at least $ 2,500. It will be supported by a big ad campaign that breaks Sunday.</w:t>
         <w:br/>
-        <w:t>He wears $ 1,800 suits, goes to trendy restaurants where he tips generously and buys wine costing almost as much as the suits.</w:t>
+        <w:t xml:space="preserve"> "What I find 'unbelievable' is making such a big deal of it," said Joe Brunner, senior vice president of community banking at American Bank in St. Paul. "It's a good account, but little different from what TCF and Marquette have."</w:t>
         <w:br/>
-        <w:t>He still lives in the working-class borough of Queens, N.Y., and hangs out with his old buddies at the neighborhood social club.</w:t>
+        <w:t>Rival First Bank, which is acquiring Marquette for its strong consumer and small business franchise, said yesterday that it will respond with a similar product Monday.</w:t>
         <w:br/>
-        <w:t>So, of course, when this gangster was sentenced in New York Tuesday to life in prison, 1,000 backers bused in from his home turf rushed the courthouse, waving U.S. flags and shouting, ''Free John Gotti!'' and ''Let's go in and get him!''</w:t>
+        <w:t xml:space="preserve"> First Bank's Phil Heasley, executive vice president of retail products, couldn't knock Norwest's offering.</w:t>
         <w:br/>
-        <w:t>Time for a reality check, folks. Gotti, 51, is not the 1992 reincarnation of Horatio Alger. He is a thug - and there were good reasons to lock him up.</w:t>
+        <w:t xml:space="preserve"> "We have added, without ceremony, basically the same product," he said. "I do have an ethical problem with the way people in the banking industry say 'free.' This is a no-revenue, 'skinnied-down,' bare-bones product, the core of which is free."</w:t>
         <w:br/>
-        <w:t>Like at least five murders, conspiracy to murder, gambling, loan-sharking, obstructing justice and tax fraud. Once, he watched from a Lincoln Continental as his hit men blasted a rival - then drove by slowly to gawk at the carnage.</w:t>
+        <w:t xml:space="preserve"> The marketers at Norwest understand sizzle as well as steak.</w:t>
         <w:br/>
-        <w:t>Yet Gotti's favorite restaurants hang yellow ribbons; film stars wish him well.</w:t>
+        <w:t xml:space="preserve"> The new product, bolstered by ads featuring awestruck customers and flying pigs, is a kind of loss-leader from which Norwest hopes to build more profitable relationships with customers.</w:t>
         <w:br/>
-        <w:t>Perhaps we find the enemy we know less threatening. The Mafia, this reasoning goes, murders only its own; only newer gangs kill innocent victims.</w:t>
+        <w:t xml:space="preserve"> "All of this might sound as unbelievable as flying pigs," said Dan Saklad, Norwest's executive vice president for North Central community banking. "This is the best product. We're going to have fun. Norwest can make money on this because we expect to sell more loans, investments, home mortgages . . ."</w:t>
         <w:br/>
-        <w:t>But organized crime is organized crime. And Gotti's trial transcripts demonstrate amply that it is vicious, corrosive and must not be tolerated - no matter how smooth its tailoring.</w:t>
+        <w:t xml:space="preserve"> Competitors might knock showmanship, but they respect the resources and marketing prowess of Norwest, one of the nation's best-performing financial service companies.</w:t>
+        <w:br/>
+        <w:t xml:space="preserve"> The new Norwest account offers no-minimum balance, no-interest unlimited free checking, a free initial order of 150 checks and a free Automated Teller Machine (ATM) card, set against the backdrop of its network of 75 Twin Cities offices and 374 local "Instant Cash" machines.</w:t>
+        <w:br/>
+        <w:t xml:space="preserve"> Among its competitors, Norwest's biggest target probably is TCF Bank Savings. The once-floundering S&amp;L has roared back under new management as an aggressive community banker since 1986.</w:t>
+        <w:br/>
+        <w:t xml:space="preserve"> TCF hunts young, not always affluent people in suburbs, stores and skyways who seek convenience. They are borrowers as well as savers.</w:t>
+        <w:br/>
+        <w:t xml:space="preserve"> "Joe Lunchpail" was the way TCF Chairman Bill Cooper once described the bank's customers.</w:t>
+        <w:br/>
+        <w:t xml:space="preserve"> Although TCF has only a third of Norwest's $ 7.8 billion in local deposits, it has a disproportionately large market penetration, thanks to tactics such as seven-day-a-week banking at CUB grocers, Saturday afternoon hours and premium giveaways. It has nearly as many ATMs as Norwest.</w:t>
+        <w:br/>
+        <w:t xml:space="preserve"> Claritas/NPDC, a Chicago-based bank research firm retained by TCF and First Bank, said that as of June 30, TCF had 17.9 percent of the checking account customers in the Twin Cities area, compared with 19.8 percent for Norwest, and 12.3 percent for First Bank. First has historically aimed at business and high-buck individuals, but the bank is trying to expand its consumer franchise. Marquette has a 6 percent share.</w:t>
+        <w:br/>
+        <w:t xml:space="preserve"> Greg Czerwinski, senior vice president of marketing at TCF, termed Norwest's free checking a "very aggressive" step.</w:t>
+        <w:br/>
+        <w:t xml:space="preserve"> "They've obviously been watching our product for the last six years and they know it's working," he said. "Marquette figured it out after about three years. It took Norwest a little longer.</w:t>
+        <w:br/>
+        <w:t xml:space="preserve"> "Our people are aware. It will keep us on our toes."</w:t>
+        <w:br/>
+        <w:t xml:space="preserve"> Norwest hatched the free checking plan last spring in Colorado, where it was received well enough to bring the flying bacon home to Minnesota.</w:t>
+        <w:br/>
+        <w:t xml:space="preserve"> "We feel this is an important product, our biggest in a long time," said Deb Fowler, a Norwest marketer. "It's definitely targeted at young starters."</w:t>
+        <w:br/>
+        <w:t xml:space="preserve"> Andy Will, Norwest's manager of consumer deposit products said Norwest has about 1.2 million checking accounts throughout its 13-state banking region. It expects to add "six figures" worth from the new product.</w:t>
+        <w:br/>
+        <w:t xml:space="preserve"> The flying swine appear in the Norwest ads when doubting customers challenge the veracity of Norwest's new account.</w:t>
+        <w:br/>
+        <w:t xml:space="preserve"> "When pigs fly," the customers first assert.</w:t>
+        <w:br/>
+        <w:t xml:space="preserve"> "That's bringing home the bacon," they respond later in affirmation.</w:t>
+        <w:br/>
+        <w:t xml:space="preserve"> Dave Cleveland, president of Riverside Bank, a growing, four-office community bank, isn't going to alter his product portfolio. But Riverside's staff will one-up Norwest's symbolism.</w:t>
+        <w:br/>
+        <w:t xml:space="preserve"> "We're going to have a pig roast," Cleveland said.</w:t>
+        <w:br/>
+        <w:t>Free checking accounts</w:t>
+        <w:br/>
+        <w:t xml:space="preserve"> Norwest TCF First Bank</w:t>
+        <w:br/>
+        <w:t xml:space="preserve"> Minimum balance $ 0 $ 0 $ 0</w:t>
+        <w:br/>
+        <w:t xml:space="preserve"> Minimum deposit $ 50 100 50</w:t>
+        <w:br/>
+        <w:t xml:space="preserve"> Unlimited checks yes yes yes</w:t>
+        <w:br/>
+        <w:t xml:space="preserve"> ATM charges# free 25 free</w:t>
+        <w:br/>
+        <w:t xml:space="preserve"> Foreign ATM fee $ 1 $ 1 $ 1</w:t>
+        <w:br/>
+        <w:t xml:space="preserve"> Twin Cities ATMs 374 340 350</w:t>
+        <w:br/>
+        <w:t xml:space="preserve"> Offices 75 40 47</w:t>
+        <w:br/>
+        <w:t xml:space="preserve"> Telephone banking free free to 50 free</w:t>
+        <w:br/>
+        <w:t xml:space="preserve"> Check return No Yes No</w:t>
+        <w:br/>
+        <w:t xml:space="preserve"> Overdrafts $ 20 $ 20 1st year free</w:t>
+        <w:br/>
+        <w:t>At proprietary machines.  Source: Banks.</w:t>
         <w:br/>
         <w:br/>
-        <w:t>Notes</w:t>
+        <w:t>Graphic</w:t>
         <w:br/>
         <w:br/>
-        <w:t>THE EDITORIAL PAGE; On another topic, USA TODAY argues that convicted mobster John Gotti shouldn't be anyone's idol.</w:t>
+        <w:t xml:space="preserve"> </w:t>
+        <w:br/>
+        <w:t>Photograph; Chart</w:t>
       </w:r>
     </w:p>
     <w:sectPr>

--- a/example_articles/states/New Jersey/6.states_New Jersey_Other_publisher.docx
+++ b/example_articles/states/New Jersey/6.states_New Jersey_Other_publisher.docx
@@ -7,7 +7,7 @@
         <w:pStyle w:val="Heading1"/>
       </w:pPr>
       <w:r>
-        <w:t>Is Norwest now best? Competitors say bank's free checking account offer much ado about nothing</w:t>
+        <w:t>N.J. tries to put hold on welfare families' size</w:t>
       </w:r>
     </w:p>
     <w:p>
@@ -17,22 +17,22 @@
     </w:p>
     <w:p>
       <w:r>
-        <w:t>Date: 1992-08-08</w:t>
+        <w:t>Date: 1992-01-21</w:t>
       </w:r>
     </w:p>
     <w:p>
       <w:r>
-        <w:t>Section: Marketplace; Column six; Pg. 1D</w:t>
+        <w:t>Section: NEWS; Pg. 3A</w:t>
       </w:r>
     </w:p>
     <w:p>
       <w:r>
-        <w:t>Source file: Other publishers/Files (500) (27).DOCX</w:t>
+        <w:t>Source file: Other publishers/Files (500) (18).DOCX</w:t>
       </w:r>
     </w:p>
     <w:p>
       <w:r>
-        <w:t>Raw locations result, 'locations': ['Italy', 'United States (New Jersey, Pennsylvania, France is mentioned but not U.S.; include for country-level)']</w:t>
+        <w:t>Raw locations result, 'locations': ['New Jersey']</w:t>
       </w:r>
     </w:p>
     <w:p>
@@ -49,85 +49,41 @@
     </w:p>
     <w:p>
       <w:r>
-        <w:t>Competitors watched undaunted Friday as Norwest inaugurated an "unbelievable free checking" account designed to lure more working-class folks to the Twin Cities' biggest bank.</w:t>
+        <w:t>New Jersey Gov. Jim Florio today is expected to sign a welfare overhaul package that backers claim would discourage mothers from having more children after they begin getting benefits.</w:t>
         <w:br/>
-        <w:t xml:space="preserve"> The account is designed to complement Norwest's "Advantage" - perk-laden checking for customers who maintain deposits or loans that total at least $ 2,500. It will be supported by a big ad campaign that breaks Sunday.</w:t>
+        <w:t>If federal officials sign off on the controversial plan, it would be the first of its kind.</w:t>
         <w:br/>
-        <w:t xml:space="preserve"> "What I find 'unbelievable' is making such a big deal of it," said Joe Brunner, senior vice president of community banking at American Bank in St. Paul. "It's a good account, but little different from what TCF and Marquette have."</w:t>
+        <w:t>''There is no middle-class job which guarantees an employee more money for having another child,'' state Assemblyman Wayne Bryant, a Camden Democrat and the legislation's sponsor, said. ''Why should we set up the poor for that kind of false sense of security?''</w:t>
         <w:br/>
-        <w:t>Rival First Bank, which is acquiring Marquette for its strong consumer and small business franchise, said yesterday that it will respond with a similar product Monday.</w:t>
+        <w:t>California Gov. Pete Wilson is pushing the same proposal, and other states are watching the progress of a plan supporters claim eventually will help move families off welfare.</w:t>
         <w:br/>
-        <w:t xml:space="preserve"> First Bank's Phil Heasley, executive vice president of retail products, couldn't knock Norwest's offering.</w:t>
+        <w:t>But opponents say the plan punishes children, discriminates against women and infringes on women's rights to bear children.</w:t>
         <w:br/>
-        <w:t xml:space="preserve"> "We have added, without ceremony, basically the same product," he said. "I do have an ethical problem with the way people in the banking industry say 'free.' This is a no-revenue, 'skinnied-down,' bare-bones product, the core of which is free."</w:t>
+        <w:t>''The intent of the bill is to discourage women from having children. It is illegal and irrational,'' said Martha Davis, a lawyer with the NOW Legal Defense and Education Fund.</w:t>
         <w:br/>
-        <w:t xml:space="preserve"> The marketers at Norwest understand sizzle as well as steak.</w:t>
+        <w:t>Others argue it's off the point, since research shows most welfare mothers have only two children.</w:t>
         <w:br/>
-        <w:t xml:space="preserve"> The new product, bolstered by ads featuring awestruck customers and flying pigs, is a kind of loss-leader from which Norwest hopes to build more profitable relationships with customers.</w:t>
+        <w:t>A welfare mother who had another child would be allowed to work and earn up to one-fourth of her welfare payment without penalty.</w:t>
         <w:br/>
-        <w:t xml:space="preserve"> "All of this might sound as unbelievable as flying pigs," said Dan Saklad, Norwest's executive vice president for North Central community banking. "This is the best product. We're going to have fun. Norwest can make money on this because we expect to sell more loans, investments, home mortgages . . ."</w:t>
+        <w:t>''Our aim is to foster self-sufficiency,'' says Bryant. ''This gives welfare recipients choices. If you want to enlarge your family, we will allow you to work to support another child just like any other working class family who must choose among options.''</w:t>
         <w:br/>
-        <w:t xml:space="preserve"> Competitors might knock showmanship, but they respect the resources and marketing prowess of Norwest, one of the nation's best-performing financial service companies.</w:t>
+        <w:t>Critics vehemently disagree.</w:t>
         <w:br/>
-        <w:t xml:space="preserve"> The new Norwest account offers no-minimum balance, no-interest unlimited free checking, a free initial order of 150 checks and a free Automated Teller Machine (ATM) card, set against the backdrop of its network of 75 Twin Cities offices and 374 local "Instant Cash" machines.</w:t>
+        <w:t>''The result will be devastating to a number of female-headed families,'' says Davis.</w:t>
         <w:br/>
-        <w:t xml:space="preserve"> Among its competitors, Norwest's biggest target probably is TCF Bank Savings. The once-floundering S&amp;L has roared back under new management as an aggressive community banker since 1986.</w:t>
+        <w:t>''It will make it difficult for them to take advantage of … job training and education because they're going to be living hand-to-mouth and focusing on how to maintain shelter … and clothing their children.''</w:t>
         <w:br/>
-        <w:t xml:space="preserve"> TCF hunts young, not always affluent people in suburbs, stores and skyways who seek convenience. They are borrowers as well as savers.</w:t>
+        <w:t>No other state refuses welfare benefits for additional children. Wisconsin's legislature rejected a similar provision last summer and other states limit increases in benefits beyond a certain number of family members.</w:t>
         <w:br/>
-        <w:t xml:space="preserve"> "Joe Lunchpail" was the way TCF Chairman Bill Cooper once described the bank's customers.</w:t>
+        <w:t>Bryant has no estimate on how much money the plan will save, nor how many people might leave welfare.</w:t>
         <w:br/>
-        <w:t xml:space="preserve"> Although TCF has only a third of Norwest's $ 7.8 billion in local deposits, it has a disproportionately large market penetration, thanks to tactics such as seven-day-a-week banking at CUB grocers, Saturday afternoon hours and premium giveaways. It has nearly as many ATMs as Norwest.</w:t>
+        <w:t>''The timing is ironic,'' says Deborah Ellis, legal director of the ACLU of New Jersey, ''to enact more punitive measures against welfare mothers who can't find jobs when unemployment is so high that even (President) Bush is admitting the statistics underestimate the number of unemployed.''</w:t>
         <w:br/>
-        <w:t xml:space="preserve"> Claritas/NPDC, a Chicago-based bank research firm retained by TCF and First Bank, said that as of June 30, TCF had 17.9 percent of the checking account customers in the Twin Cities area, compared with 19.8 percent for Norwest, and 12.3 percent for First Bank. First has historically aimed at business and high-buck individuals, but the bank is trying to expand its consumer franchise. Marquette has a 6 percent share.</w:t>
         <w:br/>
-        <w:t xml:space="preserve"> Greg Czerwinski, senior vice president of marketing at TCF, termed Norwest's free checking a "very aggressive" step.</w:t>
+        <w:t>Notes</w:t>
         <w:br/>
-        <w:t xml:space="preserve"> "They've obviously been watching our product for the last six years and they know it's working," he said. "Marquette figured it out after about three years. It took Norwest a little longer.</w:t>
         <w:br/>
-        <w:t xml:space="preserve"> "Our people are aware. It will keep us on our toes."</w:t>
-        <w:br/>
-        <w:t xml:space="preserve"> Norwest hatched the free checking plan last spring in Colorado, where it was received well enough to bring the flying bacon home to Minnesota.</w:t>
-        <w:br/>
-        <w:t xml:space="preserve"> "We feel this is an important product, our biggest in a long time," said Deb Fowler, a Norwest marketer. "It's definitely targeted at young starters."</w:t>
-        <w:br/>
-        <w:t xml:space="preserve"> Andy Will, Norwest's manager of consumer deposit products said Norwest has about 1.2 million checking accounts throughout its 13-state banking region. It expects to add "six figures" worth from the new product.</w:t>
-        <w:br/>
-        <w:t xml:space="preserve"> The flying swine appear in the Norwest ads when doubting customers challenge the veracity of Norwest's new account.</w:t>
-        <w:br/>
-        <w:t xml:space="preserve"> "When pigs fly," the customers first assert.</w:t>
-        <w:br/>
-        <w:t xml:space="preserve"> "That's bringing home the bacon," they respond later in affirmation.</w:t>
-        <w:br/>
-        <w:t xml:space="preserve"> Dave Cleveland, president of Riverside Bank, a growing, four-office community bank, isn't going to alter his product portfolio. But Riverside's staff will one-up Norwest's symbolism.</w:t>
-        <w:br/>
-        <w:t xml:space="preserve"> "We're going to have a pig roast," Cleveland said.</w:t>
-        <w:br/>
-        <w:t>Free checking accounts</w:t>
-        <w:br/>
-        <w:t xml:space="preserve"> Norwest TCF First Bank</w:t>
-        <w:br/>
-        <w:t xml:space="preserve"> Minimum balance $ 0 $ 0 $ 0</w:t>
-        <w:br/>
-        <w:t xml:space="preserve"> Minimum deposit $ 50 100 50</w:t>
-        <w:br/>
-        <w:t xml:space="preserve"> Unlimited checks yes yes yes</w:t>
-        <w:br/>
-        <w:t xml:space="preserve"> ATM charges# free 25 free</w:t>
-        <w:br/>
-        <w:t xml:space="preserve"> Foreign ATM fee $ 1 $ 1 $ 1</w:t>
-        <w:br/>
-        <w:t xml:space="preserve"> Twin Cities ATMs 374 340 350</w:t>
-        <w:br/>
-        <w:t xml:space="preserve"> Offices 75 40 47</w:t>
-        <w:br/>
-        <w:t xml:space="preserve"> Telephone banking free free to 50 free</w:t>
-        <w:br/>
-        <w:t xml:space="preserve"> Check return No Yes No</w:t>
-        <w:br/>
-        <w:t xml:space="preserve"> Overdrafts $ 20 $ 20 1st year free</w:t>
-        <w:br/>
-        <w:t>At proprietary machines.  Source: Banks.</w:t>
+        <w:t>THE NATION</w:t>
         <w:br/>
         <w:br/>
         <w:t>Graphic</w:t>
@@ -135,7 +91,7 @@
         <w:br/>
         <w:t xml:space="preserve"> </w:t>
         <w:br/>
-        <w:t>Photograph; Chart</w:t>
+        <w:t>GRAPHIC; b/w, Keith Carter, USA TODAY, Source: Administration for Children and Families, U.S. Department of Health and Human Services; New Jersey Department of Human Services (Pie chart, Bar graph)</w:t>
       </w:r>
     </w:p>
     <w:sectPr>

--- a/example_articles/states/New Jersey/6.states_New Jersey_Other_publisher.docx
+++ b/example_articles/states/New Jersey/6.states_New Jersey_Other_publisher.docx
@@ -7,7 +7,7 @@
         <w:pStyle w:val="Heading1"/>
       </w:pPr>
       <w:r>
-        <w:t>N.J. tries to put hold on welfare families' size</w:t>
+        <w:t>RICHIE THE FIGHTER EXPOSES A CHIN / PHILLIPS' WEST PHILADELPHIA AND VILLANOVA ROOTS MADE HIM TOUGH AND CONFRONTATIONAL. HIS ENEMIES NOW SMELL BLOOD.</w:t>
       </w:r>
     </w:p>
     <w:p>
@@ -17,17 +17,17 @@
     </w:p>
     <w:p>
       <w:r>
-        <w:t>Date: 1992-01-21</w:t>
+        <w:t>Date: 1999-09-06</w:t>
       </w:r>
     </w:p>
     <w:p>
       <w:r>
-        <w:t>Section: NEWS; Pg. 3A</w:t>
+        <w:t>Section: SPORTS; Pg. C01</w:t>
       </w:r>
     </w:p>
     <w:p>
       <w:r>
-        <w:t>Source file: Other publishers/Files (500) (18).DOCX</w:t>
+        <w:t>Source file: Other publishers/Files (500) (31).DOCX</w:t>
       </w:r>
     </w:p>
     <w:p>
@@ -49,41 +49,117 @@
     </w:p>
     <w:p>
       <w:r>
-        <w:t>New Jersey Gov. Jim Florio today is expected to sign a welfare overhaul package that backers claim would discourage mothers from having more children after they begin getting benefits.</w:t>
+        <w:t>Whatever else Richie Phillips is - and he has been called everything from a bully to a liar to baseball's best bargainer in leading major-league umpires for more than two decades - he is foremost a Philadelphian.</w:t>
         <w:br/>
-        <w:t>If federal officials sign off on the controversial plan, it would be the first of its kind.</w:t>
+        <w:t>For better or worse, Phillips is a product of his hard-bitten hometown, a chip off the old West Philadelphia block where he grew up. He is, like Philadelphia, big, tough and often impossible to control or decipher. And like this city, he is both fascinating and in need of an image makeover.</w:t>
         <w:br/>
-        <w:t>''There is no middle-class job which guarantees an employee more money for having another child,'' state Assemblyman Wayne Bryant, a Camden Democrat and the legislation's sponsor, said. ''Why should we set up the poor for that kind of false sense of security?''</w:t>
+        <w:t>The names, places and institutions that play a part in the story of this gruff son of a city police officer read like an index to Philadelphia's history in the second half of the 20th Century. Some evoke nostalgia; others, like Phillips himself, anger.</w:t>
         <w:br/>
-        <w:t>California Gov. Pete Wilson is pushing the same proposal, and other states are watching the progress of a plan supporters claim eventually will help move families off welfare.</w:t>
+        <w:t>St. Tommy More. Frank Rizzo. The North Wildwood Beach Patrol. Villanova football. The Eagles. Our Lady of Angels. Howard Porter. Arlen Specter. Ed Rendell.</w:t>
         <w:br/>
-        <w:t>But opponents say the plan punishes children, discriminates against women and infringes on women's rights to bear children.</w:t>
+        <w:t>Silver-haired and physically imposing, this 58-year-old lawyer is called "The Bear" by friends and enemies. And as he claws to save the union he organized, he is, as always, part intimidator, part salesman and a large part politician.</w:t>
         <w:br/>
-        <w:t>''The intent of the bill is to discourage women from having children. It is illegal and irrational,'' said Martha Davis, a lawyer with the NOW Legal Defense and Education Fund.</w:t>
+        <w:t>"I know this sounds crazy," said Charlie Johnson, a teammate of Phillips' on Villanova's Sun Bowl-winning football team in 1961. "But I always swore that The Bear would end up being mayor of Philadelphia, That's the kind of politician he was around the locker room. A very flamboyant guy."</w:t>
         <w:br/>
-        <w:t>Others argue it's off the point, since research shows most welfare mothers have only two children.</w:t>
+        <w:t>Phillips, who was not available for comment, enjoys nothing so much as a good scrap. And it doesn't matter whether it's with contractors whose work failed to satisfy him, baseball commissioners, judges or employees at his Center City law office and the Delaware County air-freight company he operates.</w:t>
         <w:br/>
-        <w:t>A welfare mother who had another child would be allowed to work and earn up to one-fourth of her welfare payment without penalty.</w:t>
+        <w:t>When he coached Villanova's freshman football team to a 22-0 victory over Army in 1964, his West Point counterpart, Tom Cahill, angrily accused him of running up the score. Phillips didn't deny it.</w:t>
         <w:br/>
-        <w:t>''Our aim is to foster self-sufficiency,'' says Bryant. ''This gives welfare recipients choices. If you want to enlarge your family, we will allow you to work to support another child just like any other working class family who must choose among options.''</w:t>
+        <w:t>"I'm not an easy person," Phillips conceded in 1990. "I have disputes with lots of people."</w:t>
         <w:br/>
-        <w:t>Critics vehemently disagree.</w:t>
+        <w:t>He has earned himself a Main Line lifestyle and a notorious reputation by taking whatever life hurls at him and firing it back even harder. As everyone from Cahill to former baseball commissioner Fay Vincent has learned, you can't insult Richie Phillips.</w:t>
         <w:br/>
-        <w:t>''The result will be devastating to a number of female-headed families,'' says Davis.</w:t>
+        <w:t>"If you're dealing with Richie and you think you can get under his skin, forget about it," said Bob Capone, a Villanova fund-raiser who played with Phillips on Wildcats teams in the early 1960s. "Nobody's got thicker skin than him."</w:t>
         <w:br/>
-        <w:t>''It will make it difficult for them to take advantage of … job training and education because they're going to be living hand-to-mouth and focusing on how to maintain shelter … and clothing their children.''</w:t>
+        <w:t>He has needed it this summer. Phillips is under fire from a dissident union faction. His decision to have umpires submit their resignations in an attempt to gain leverage for a new contract turned out to be a disastrous negotiating ploy. Baseball's leaders, smarting from years of defeats to a union they view as out of control, were only too happy to accept 22 of them.</w:t>
         <w:br/>
-        <w:t>No other state refuses welfare benefits for additional children. Wisconsin's legislature rejected a similar provision last summer and other states limit increases in benefits beyond a certain number of family members.</w:t>
+        <w:t>"He made an egregious error," said Charles Craver, a labor expert at George Washington University's School of Law. "I think he believed that the public would support the umps. But it quickly became clear that they didn't care. In terms of a potential labor disaster, it's analogous to the air traffic controllers situation."</w:t>
         <w:br/>
-        <w:t>Bryant has no estimate on how much money the plan will save, nor how many people might leave welfare.</w:t>
+        <w:t>Phillips' next fight will be for control of his factionalized union. There are at least a dozen or so mostly American League umpires who want him out. Baseball officials have made it clear they'd prefer to deal with someone else. His loyalists remain firmly behind him, but it likely will require a court or the National Labor Relations Board to sort things out.</w:t>
         <w:br/>
-        <w:t>''The timing is ironic,'' says Deborah Ellis, legal director of the ACLU of New Jersey, ''to enact more punitive measures against welfare mothers who can't find jobs when unemployment is so high that even (President) Bush is admitting the statistics underestimate the number of unemployed.''</w:t>
+        <w:t>"I know there are guys who hope Richie is gone," NL umpire Steve Rippley said Friday. "But if those same guys had stood behind him and the union, we wouldn't be in this situation right now."</w:t>
         <w:br/>
+        <w:t>The well-publicized backfire has made Phillips and his membership a national target of derision. David Letterman cracks snidely about umpires. Disgruntled members of Phillips' now-divided union verbally attack him. And on web sites such as "Jerk of the Week" and "Manure," the name Richie Phillips appears prominently.</w:t>
         <w:br/>
-        <w:t>Notes</w:t>
+        <w:t>In the past, when Phillips had a problem, he would hop on the Metroliner, spend a few hours alone in baseball's Park Avenue offices with the commissioner or a league president, and almost always come away with what he wanted. Loyal umpires saw him as a fierce protector. Critics say he bullied people such as Vincent and former NL president Bill White to get what he wanted.</w:t>
         <w:br/>
+        <w:t>"He never minded being the villain as long as he had a solid membership behind him," said one former umpire who asked not to be identified. "But now that his support has cracked, Richie has retreated to the shadows."</w:t>
         <w:br/>
-        <w:t>THE NATION</w:t>
+        <w:t>In recent weeks, while he tried to shove himself and the umpires out from between a rock and a hard place, Phillips, stung by his failure, moved out of public view.</w:t>
+        <w:br/>
+        <w:t>"Richie is a guy who likes to push the envelope," Capone said. "But this time I think he's pushed it too far."</w:t>
+        <w:br/>
+        <w:t>Richard Gregory Phillips grew up on North Farson Street in West Philadelphia. His father, Herman, was a city police officer who instilled in his three children the importance of making a buck. Phillips always had a job or a scheme, sometimes both.</w:t>
+        <w:br/>
+        <w:t>Like most kids in the Italian-Catholic neighborhood, he attended Our Lady of Angels School at 49th and Master. One of the parish's older youngsters was a slick talker whom Phillips admired - A. Charles Peruto, the legendary defense attorney.</w:t>
+        <w:br/>
+        <w:t>It was at the now-shuttered church, filled with statues of the Virgin Mary, St. Emedio and others, that, as he likes to tell the story, Phillips found his calling. The future labor leader persuaded the parish's altar boys to strike when a new priest reduced the money they could accept for working a wedding.</w:t>
+        <w:br/>
+        <w:t>By his own reckoning, he won that one big.</w:t>
+        <w:br/>
+        <w:t>A bright student, Phillips went on to St. Joseph's Prep but left after a year for St. Thomas More, the neighborhood high school. He graduated in 1958. While alumni from the defunct school remain remarkably tight-knit - "St. Tommy Forever More" bumper stickers adorn cars throughout the region - Phillips is not among them.</w:t>
+        <w:br/>
+        <w:t>"We've tried to get him to speak or to attend some of our functions, but for some reason he won't," said Buddy Altarelli, who edits a St. Thomas More alumni newsletter.</w:t>
+        <w:br/>
+        <w:t>Throughout those years, Phillips and his older brother, Herman, later an orthopedic surgeon who was on the Eagles' medical staff before his death in 1992 at 56, worked as lifeguards in North Wildwood, N.J. His parents had a summer home there and for a time operated the kitchen at a popular local tavern, The Little Club.</w:t>
+        <w:br/>
+        <w:t>He was, by all accounts, a conscientious lifeguard, one also adept at schmoozing with the working-class families who populated North Wildwood's beaches.</w:t>
+        <w:br/>
+        <w:t>"He just loved that job," said Ted Aceto, the former Villanova athletic director and a Phillips' teammate. "Years later, you'd run into Richie and he'd mention that."</w:t>
+        <w:br/>
+        <w:t>Phillips went on to Villanova where, under coaches such as Frank Reagan and Alex Bell, successful football teams were being built out of feisty Catholic League players. His cousin, Dave DeFilippo, was an assistant coach there, and while Phillips was a walk-on, he eventually earned a scholarship.</w:t>
+        <w:br/>
+        <w:t>He was a hardnosed offensive lineman, a guard and tackle, whose greatest gift was gab.</w:t>
+        <w:br/>
+        <w:t>"I have to laugh now when I read references to Richie as being 'a former football star at Villanova,' " Johnson said. "To the best of my knowledge, he was on the third team, second team at best. I'm not saying he didn't contribute, because he did. He practiced hard. But he was certainly no star."</w:t>
+        <w:br/>
+        <w:t>Phillips, however, was a locker-room presence. Many teammates thought he talked a better game than he played. But then as now, they were impressed with how he got things accomplished. Though only a reserve, he wasn't afraid to speak before a big game.</w:t>
+        <w:br/>
+        <w:t>"We were going to play Rutgers when they had Alex Kroll and a pretty good team," Johnson recalled. "Well, in the locker room before the game, Richie told [Coach] Bell to sit down. He gave this great speech, telling us there was no way we were going to lose. And we won."</w:t>
+        <w:br/>
+        <w:t>Phillips introduced out-of-town teammates to Italian food, taking them to restaurants on Philadelphia's back streets. He even organized his own concerts, luring musicians and singing groups to the Lancaster Avenue campus.</w:t>
+        <w:br/>
+        <w:t>"Richie always thought like an entrepreneur. I remember once a couple of guys said, 'Wouldn't it be nice if we had some team jackets?' " Johnson said. "Next thing you know, Richie had them made up and was selling them."</w:t>
+        <w:br/>
+        <w:t>Phillips graduated in 1962 and went on to Villanova's law school.</w:t>
+        <w:br/>
+        <w:t>Phillips, who liked to quote from the Declaration of Independence in closing arguments, quickly established himself as a good defense attorney. He caught the eye of the city's up-and-coming district attorney, Arlen Specter. He was hired as an assistant DA in the homicide unit, working with, among others, Rendell and eventually heading the department.</w:t>
+        <w:br/>
+        <w:t>"You could see even then," said Fred Voigt, the head of the election watchdog group, the Committee of Seventy, who also served on Specter's staff, "that this was a guy with some ambition. Richie always knew how to count."</w:t>
+        <w:br/>
+        <w:t>His father, who died in 1992, had worked under police commissioner Rizzo, and when Phillips was an assistant DA, the future mayor pressured him to stay away from prosecuting police problems. Phillips instead brought to trial a city police officer accused of killing a man in a bar fight. Though he lost the case, he had made an enemy in Rizzo.</w:t>
+        <w:br/>
+        <w:t>Phillips stepped into the sports world in 1971. Howard Porter, a star basketball player who had led Villanova to the national championship game that spring, had been talking with several agents. By the time of the NBA draft, Porter was trapped in a legal morass.</w:t>
+        <w:br/>
+        <w:t>While still in school, Porter had signed a secret deal with Pittsburgh of the old American Basketball Association and was negotiating with the NBA's Chicago Bulls. Pat Williams, then the Bulls GM, recommended that he contact Phillips.</w:t>
+        <w:br/>
+        <w:t>Phillips untangled the mess and got Porter a fat contract with the Bulls. In the process, Phillips made a name for himself in professional basketball. He left the DA's office and took on some 76ers - Hal Greer, Wali Jones - as clients.</w:t>
+        <w:br/>
+        <w:t>In 1976, he helped organize the NBA's refeees and, a year later during the playoffs, led them on a successful strike. He won for them pay hikes and improved working conditions but, as usual, made enemies.</w:t>
+        <w:br/>
+        <w:t>In a dispute involving his handling of union finances, the NBA referees dismissed him in 1984. Several of them were incensed when Phillips charged them $300,000 for his role in the 1983 negotiations. They demanded to see the union's books, and a nasty court fight ensued.</w:t>
+        <w:br/>
+        <w:t>The baseball umpires, many of whom earned less than $20,000 at the time, asked Phillips for help in 1978. He took them on a bitter seven-week strike in 1979.</w:t>
+        <w:br/>
+        <w:t>"Let's face it, if we hadn't had somebody like Richie back then, do you think anyone would have listened to us?" asked the retired umpire. "We needed and wanted someone to get in baseball's face. That's Richie's strong suit."</w:t>
+        <w:br/>
+        <w:t>But by the mid-1980s, there were splits in the union.</w:t>
+        <w:br/>
+        <w:t>"Richie was a dictator," said Joe Brinkman, a 21-year American League umpire. "He did things without consulting the board or the members."</w:t>
+        <w:br/>
+        <w:t>Jerry Dale, a former umpire, questioned Phillips' handling of the finances. The National, a national sports newspaper that has since folded, printed a story in 1990 that contended Phillips was the subject of a federal investigation. Phillips sued, saying that the union, and not he personally, had been the target of unfounded charges by some disgruntled members. That case is scheduled to go to trial later this month.</w:t>
+        <w:br/>
+        <w:t>"I think that a lot of these things are because Richie didn't have a good accounting of the money," said Jerry Crawford, the umpires union chief. "Not that he was doing anything dishonest with the money. He's taken steps to fix that."</w:t>
+        <w:br/>
+        <w:t>In recent years, Phillips rescued Pilot Air Freight, a financially troubled company in Lima, Delaware County. In doing so, he took control of the firm, which, among other things, ships the umpires' gear from one city to another.</w:t>
+        <w:br/>
+        <w:t>Now one of the anti-Phillips faction has told the New York Times that he has requested copies of the union's financial statement. Dave Phillips, no relation, contends that several umpires, including Crawford, are on Pilot's payroll.</w:t>
+        <w:br/>
+        <w:t>"Richie gathered all the umpires and told them that they could do some off-season work for Pilot if they wanted," said Rippley, a Phillips backer. "It was PR stuff, speaking engagements, that kind of thing. Now the guys that didn't do it are complaining."</w:t>
+        <w:br/>
+        <w:t>Dave Phillips and others contend that Richie Phillips has shut out those umpires who disagree with him, surrounding and insulating himself with loyalists.</w:t>
+        <w:br/>
+        <w:t>"I'm a union member and I'm not being consulted," Brinkman said. "With a good union, even when there is a difference of opinion, you know what's going on. But either you are on Richie Phillips' side or you're not. And if you're not, you don't know what's going on."</w:t>
         <w:br/>
         <w:br/>
         <w:t>Graphic</w:t>
@@ -91,7 +167,11 @@
         <w:br/>
         <w:t xml:space="preserve"> </w:t>
         <w:br/>
-        <w:t>GRAPHIC; b/w, Keith Carter, USA TODAY, Source: Administration for Children and Families, U.S. Department of Health and Human Services; New Jersey Department of Human Services (Pie chart, Bar graph)</w:t>
+        <w:t>PHOTO;</w:t>
+        <w:br/>
+        <w:t>PHOTO</w:t>
+        <w:br/>
+        <w:t>Richie Phillips signals "no comment" at federal court last week. The union head is trying to save jobs for 22 umpires he persuaded to resign. (CHRIS GARDNER, Associated Press)</w:t>
       </w:r>
     </w:p>
     <w:sectPr>

--- a/example_articles/states/New Jersey/6.states_New Jersey_Other_publisher.docx
+++ b/example_articles/states/New Jersey/6.states_New Jersey_Other_publisher.docx
@@ -7,7 +7,7 @@
         <w:pStyle w:val="Heading1"/>
       </w:pPr>
       <w:r>
-        <w:t>RICHIE THE FIGHTER EXPOSES A CHIN / PHILLIPS' WEST PHILADELPHIA AND VILLANOVA ROOTS MADE HIM TOUGH AND CONFRONTATIONAL. HIS ENEMIES NOW SMELL BLOOD.</w:t>
+        <w:t>Sweeney on brink of huge defeat; The state Senate president, a major force in Trenton, trailed a Republican who ran a bare-bones campaign.</w:t>
       </w:r>
     </w:p>
     <w:p>
@@ -17,17 +17,17 @@
     </w:p>
     <w:p>
       <w:r>
-        <w:t>Date: 1999-09-06</w:t>
+        <w:t>Date: 2021-11-04</w:t>
       </w:r>
     </w:p>
     <w:p>
       <w:r>
-        <w:t>Section: SPORTS; Pg. C01</w:t>
+        <w:t>Section: THE REGION; Pg. B1</w:t>
       </w:r>
     </w:p>
     <w:p>
       <w:r>
-        <w:t>Source file: Other publishers/Files (500) (31).DOCX</w:t>
+        <w:t>Source file: Other publishers/Files (500) (4).DOCX</w:t>
       </w:r>
     </w:p>
     <w:p>
@@ -49,129 +49,49 @@
     </w:p>
     <w:p>
       <w:r>
-        <w:t>Whatever else Richie Phillips is - and he has been called everything from a bully to a liar to baseball's best bargainer in leading major-league umpires for more than two decades - he is foremost a Philadelphian.</w:t>
+        <w:t>ABSTRACT</w:t>
         <w:br/>
-        <w:t>For better or worse, Phillips is a product of his hard-bitten hometown, a chip off the old West Philadelphia block where he grew up. He is, like Philadelphia, big, tough and often impossible to control or decipher. And like this city, he is both fascinating and in need of an image makeover.</w:t>
+        <w:t>The state Senate president, a major force in Trenton, trailed a Republican who ran a bare-bones campaign.</w:t>
         <w:br/>
-        <w:t>The names, places and institutions that play a part in the story of this gruff son of a city police officer read like an index to Philadelphia's history in the second half of the 20th Century. Some evoke nostalgia; others, like Phillips himself, anger.</w:t>
+        <w:t>New Jersey Senate President Steve Sweeney, a Gloucester County Democrat who has been a major political force in Trenton for two decades, appeared Wednesday to be on the brink of losing his reelection bid to an obscure Republican candidate who ran a bare-bones campaign.</w:t>
         <w:br/>
-        <w:t>St. Tommy More. Frank Rizzo. The North Wildwood Beach Patrol. Villanova football. The Eagles. Our Lady of Angels. Howard Porter. Arlen Specter. Ed Rendell.</w:t>
+        <w:t>His loss to Edward R. Durr, 58, a truck driver who has never held office, would likely usher in major changes in the statehouse. Just about every major legislative initiative over the course of Phil Murphy's and Chris Christie's governorships required Sweeney's assent.</w:t>
         <w:br/>
-        <w:t>Silver-haired and physically imposing, this 58-year-old lawyer is called "The Bear" by friends and enemies. And as he claws to save the union he organized, he is, as always, part intimidator, part salesman and a large part politician.</w:t>
+        <w:t>Sweeney trailed Durr by about 2,000 votes out of some 62,000 cast, or almost 4 percentage points. This was with all expected votes in from all reporting precincts; it was unclear why the Associated Press had yet to declare a winner Wednesday night.</w:t>
         <w:br/>
-        <w:t>"I know this sounds crazy," said Charlie Johnson, a teammate of Phillips' on Villanova's Sun Bowl-winning football team in 1961. "But I always swore that The Bear would end up being mayor of Philadelphia, That's the kind of politician he was around the locker room. A very flamboyant guy."</w:t>
+        <w:t>Durr's apparent victory was a sign, some Democrats said, of an election wave that helped power Republican Jack Ciattarelli's closer-than-expected challenge to Murphy's reelection bid and the GOP win in the Virginia governor's race. Former President Donald Trump twice carried Sweeney's working-class district south of Philadelphia in a state Joe Biden won by 16 points.</w:t>
         <w:br/>
-        <w:t>Phillips, who was not available for comment, enjoys nothing so much as a good scrap. And it doesn't matter whether it's with contractors whose work failed to satisfy him, baseball commissioners, judges or employees at his Center City law office and the Delaware County air-freight company he operates.</w:t>
+        <w:t>Sweeney said nothing publicly about the race on Wednesday. But he issued a statement c a n c e l i n g a planned Thursday political meeting in Trenton.</w:t>
         <w:br/>
-        <w:t>When he coached Villanova's freshman football team to a 22-0 victory over Army in 1964, his West Point counterpart, Tom Cahill, angrily accused him of running up the score. Phillips didn't deny it.</w:t>
+        <w:t>"Due to the closeness of several State Senate elections, the leadership caucus scheduled for tomorrow will be delayed," he said, without mentioning his own race. "The caucus will be rescheduled once the result of every Senate election is determined."</w:t>
         <w:br/>
-        <w:t>"I'm not an easy person," Phillips conceded in 1990. "I have disputes with lots of people."</w:t>
+        <w:t>Sweeney's Assembly running mates were also trailing in races that were too close to call. Perhaps even more alarming for Democrats than Sweeney's possible defeat, the party faced tight races in more liberal areas like the Princeton-area 16th Senate District, which Biden carried by 20 points.</w:t>
         <w:br/>
-        <w:t>He has earned himself a Main Line lifestyle and a notorious reputation by taking whatever life hurls at him and firing it back even harder. As everyone from Cahill to former baseball commissioner Fay Vincent has learned, you can't insult Richie Phillips.</w:t>
+        <w:t>Yet aloss by Sweeney, 62, the longest-serving Senate president in New Jersey history, would have outsize ramifications.</w:t>
         <w:br/>
-        <w:t>"If you're dealing with Richie and you think you can get under his skin, forget about it," said Bob Capone, a Villanova fund-raiser who played with Phillips on Wildcats teams in the early 1960s. "Nobody's got thicker skin than him."</w:t>
+        <w:t>Having served as Senate president since 2010, Sweeney has helped guide policymaking on everything from economic development in South Jersey to the state's retirement plans for public workers to the appointment of scores of judges and executive-branch officials.</w:t>
         <w:br/>
-        <w:t>He has needed it this summer. Phillips is under fire from a dissident union faction. His decision to have umpires submit their resignations in an attempt to gain leverage for a new contract turned out to be a disastrous negotiating ploy. Baseball's leaders, smarting from years of defeats to a union they view as out of control, were only too happy to accept 22 of them.</w:t>
+        <w:t>"There's a delicate balance of power between North Jersey and South Jersey, and all the various political fiefdoms within," said Ben Dworkin, director of the Rowan Institute for Public Policy &amp; Citizenship at Rowan University in Glassboro.</w:t>
         <w:br/>
-        <w:t>"He made an egregious error," said Charles Craver, a labor expert at George Washington University's School of Law. "I think he believed that the public would support the umps. But it quickly became clear that they didn't care. In terms of a potential labor disaster, it's analogous to the air traffic controllers situation."</w:t>
+        <w:t>"Because it's such a delicate balance of power, taking him out of the equation upends everything," Dworkin said. "He effectively was the king of the Senate. When the king is gone, lots of people think they can be king. Right now there'll be intense positioning for how the legislative leadership is going to look moving forward."</w:t>
         <w:br/>
-        <w:t>Phillips' next fight will be for control of his factionalized union. There are at least a dozen or so mostly American League umpires who want him out. Baseball officials have made it clear they'd prefer to deal with someone else. His loyalists remain firmly behind him, but it likely will require a court or the National Labor Relations Board to sort things out.</w:t>
+        <w:t>Sweeney and his Assembly running mates had spent more than $1 million as of late October, records show.</w:t>
         <w:br/>
-        <w:t>"I know there are guys who hope Richie is gone," NL umpire Steve Rippley said Friday. "But if those same guys had stood behind him and the union, we wouldn't be in this situation right now."</w:t>
+        <w:t>Durr, of Logan Township, and his running mates raised just $10,460, according to an Oct. 27 campaign finance report. By contrast, when New Jersey's largest teachers' union sought to unseat Sweeney in 2017, it spent about $5 million, and he still won by 18 points.</w:t>
         <w:br/>
-        <w:t>The well-publicized backfire has made Phillips and his membership a national target of derision. David Letterman cracks snidely about umpires. Disgruntled members of Phillips' now-divided union verbally attack him. And on web sites such as "Jerk of the Week" and "Manure," the name Richie Phillips appears prominently.</w:t>
+        <w:t>On his campaign website, Durr said his priorities include repairing roads and reducing taxes. Durr pegged Sweeney as being complicit in Murphy's response to the coronavirus, and criticized him for "sitting by" amid state and school closures, mask orders, and vaccine mandates. He told Politico the area's distrust and dissatisfaction of the longtime Democratic machine also led to his success.</w:t>
         <w:br/>
-        <w:t>In the past, when Phillips had a problem, he would hop on the Metroliner, spend a few hours alone in baseball's Park Avenue offices with the commissioner or a league president, and almost always come away with what he wanted. Loyal umpires saw him as a fierce protector. Critics say he bullied people such as Vincent and former NL president Bill White to get what he wanted.</w:t>
+        <w:t>In an August interview, Durr said he was inspired to get into politics after he was denied a concealed-carry permit despite having a clean record.</w:t>
         <w:br/>
-        <w:t>"He never minded being the villain as long as he had a solid membership behind him," said one former umpire who asked not to be identified. "But now that his support has cracked, Richie has retreated to the shadows."</w:t>
+        <w:t>An ironworker by trade, Sweeney, of West Deptford, rose to become vice president of the International Association of Iron Workers union. He's a former longtime chairman of the Gloucester County Board of Commissioners and was first elected to the Senate in 2002.</w:t>
         <w:br/>
-        <w:t>In recent weeks, while he tried to shove himself and the umpires out from between a rock and a hard place, Phillips, stung by his failure, moved out of public view.</w:t>
+        <w:t>With the help of his childhood friend George E. Norcross III, the insurance executive and Democratic power broker, Sweeney climbed the ranks of legislative leadership and built political clout for South Jersey - which had been long overshadowed by Democrats in the northern part of the state.</w:t>
         <w:br/>
-        <w:t>"Richie is a guy who likes to push the envelope," Capone said. "But this time I think he's pushed it too far."</w:t>
+        <w:t>Sweeney ousted a North Jersey Democrat, former Gov. Richard Codey of Essex County, as Senate president at the end of 2009. Christie was elected governor that year and they forged a perhaps unlikely friendship and on-again, off-again political partnership.</w:t>
         <w:br/>
-        <w:t>Richard Gregory Phillips grew up on North Farson Street in West Philadelphia. His father, Herman, was a city police officer who instilled in his three children the importance of making a buck. Phillips always had a job or a scheme, sometimes both.</w:t>
+        <w:t>Sweeney, marshaling the support of his bloc of loyal South Jersey legislative foot soldiers, helped Christie pass legislation requiring public workers to contribute more toward their pensions and health benefits. That passed over the objections of most Democrats in the Legislature and their allies in public-sector unions like the Communications Workers of America and New Jersey Education Association.</w:t>
         <w:br/>
-        <w:t>Like most kids in the Italian-Catholic neighborhood, he attended Our Lady of Angels School at 49th and Master. One of the parish's older youngsters was a slick talker whom Phillips admired - A. Charles Peruto, the legendary defense attorney.</w:t>
-        <w:br/>
-        <w:t>It was at the now-shuttered church, filled with statues of the Virgin Mary, St. Emedio and others, that, as he likes to tell the story, Phillips found his calling. The future labor leader persuaded the parish's altar boys to strike when a new priest reduced the money they could accept for working a wedding.</w:t>
-        <w:br/>
-        <w:t>By his own reckoning, he won that one big.</w:t>
-        <w:br/>
-        <w:t>A bright student, Phillips went on to St. Joseph's Prep but left after a year for St. Thomas More, the neighborhood high school. He graduated in 1958. While alumni from the defunct school remain remarkably tight-knit - "St. Tommy Forever More" bumper stickers adorn cars throughout the region - Phillips is not among them.</w:t>
-        <w:br/>
-        <w:t>"We've tried to get him to speak or to attend some of our functions, but for some reason he won't," said Buddy Altarelli, who edits a St. Thomas More alumni newsletter.</w:t>
-        <w:br/>
-        <w:t>Throughout those years, Phillips and his older brother, Herman, later an orthopedic surgeon who was on the Eagles' medical staff before his death in 1992 at 56, worked as lifeguards in North Wildwood, N.J. His parents had a summer home there and for a time operated the kitchen at a popular local tavern, The Little Club.</w:t>
-        <w:br/>
-        <w:t>He was, by all accounts, a conscientious lifeguard, one also adept at schmoozing with the working-class families who populated North Wildwood's beaches.</w:t>
-        <w:br/>
-        <w:t>"He just loved that job," said Ted Aceto, the former Villanova athletic director and a Phillips' teammate. "Years later, you'd run into Richie and he'd mention that."</w:t>
-        <w:br/>
-        <w:t>Phillips went on to Villanova where, under coaches such as Frank Reagan and Alex Bell, successful football teams were being built out of feisty Catholic League players. His cousin, Dave DeFilippo, was an assistant coach there, and while Phillips was a walk-on, he eventually earned a scholarship.</w:t>
-        <w:br/>
-        <w:t>He was a hardnosed offensive lineman, a guard and tackle, whose greatest gift was gab.</w:t>
-        <w:br/>
-        <w:t>"I have to laugh now when I read references to Richie as being 'a former football star at Villanova,' " Johnson said. "To the best of my knowledge, he was on the third team, second team at best. I'm not saying he didn't contribute, because he did. He practiced hard. But he was certainly no star."</w:t>
-        <w:br/>
-        <w:t>Phillips, however, was a locker-room presence. Many teammates thought he talked a better game than he played. But then as now, they were impressed with how he got things accomplished. Though only a reserve, he wasn't afraid to speak before a big game.</w:t>
-        <w:br/>
-        <w:t>"We were going to play Rutgers when they had Alex Kroll and a pretty good team," Johnson recalled. "Well, in the locker room before the game, Richie told [Coach] Bell to sit down. He gave this great speech, telling us there was no way we were going to lose. And we won."</w:t>
-        <w:br/>
-        <w:t>Phillips introduced out-of-town teammates to Italian food, taking them to restaurants on Philadelphia's back streets. He even organized his own concerts, luring musicians and singing groups to the Lancaster Avenue campus.</w:t>
-        <w:br/>
-        <w:t>"Richie always thought like an entrepreneur. I remember once a couple of guys said, 'Wouldn't it be nice if we had some team jackets?' " Johnson said. "Next thing you know, Richie had them made up and was selling them."</w:t>
-        <w:br/>
-        <w:t>Phillips graduated in 1962 and went on to Villanova's law school.</w:t>
-        <w:br/>
-        <w:t>Phillips, who liked to quote from the Declaration of Independence in closing arguments, quickly established himself as a good defense attorney. He caught the eye of the city's up-and-coming district attorney, Arlen Specter. He was hired as an assistant DA in the homicide unit, working with, among others, Rendell and eventually heading the department.</w:t>
-        <w:br/>
-        <w:t>"You could see even then," said Fred Voigt, the head of the election watchdog group, the Committee of Seventy, who also served on Specter's staff, "that this was a guy with some ambition. Richie always knew how to count."</w:t>
-        <w:br/>
-        <w:t>His father, who died in 1992, had worked under police commissioner Rizzo, and when Phillips was an assistant DA, the future mayor pressured him to stay away from prosecuting police problems. Phillips instead brought to trial a city police officer accused of killing a man in a bar fight. Though he lost the case, he had made an enemy in Rizzo.</w:t>
-        <w:br/>
-        <w:t>Phillips stepped into the sports world in 1971. Howard Porter, a star basketball player who had led Villanova to the national championship game that spring, had been talking with several agents. By the time of the NBA draft, Porter was trapped in a legal morass.</w:t>
-        <w:br/>
-        <w:t>While still in school, Porter had signed a secret deal with Pittsburgh of the old American Basketball Association and was negotiating with the NBA's Chicago Bulls. Pat Williams, then the Bulls GM, recommended that he contact Phillips.</w:t>
-        <w:br/>
-        <w:t>Phillips untangled the mess and got Porter a fat contract with the Bulls. In the process, Phillips made a name for himself in professional basketball. He left the DA's office and took on some 76ers - Hal Greer, Wali Jones - as clients.</w:t>
-        <w:br/>
-        <w:t>In 1976, he helped organize the NBA's refeees and, a year later during the playoffs, led them on a successful strike. He won for them pay hikes and improved working conditions but, as usual, made enemies.</w:t>
-        <w:br/>
-        <w:t>In a dispute involving his handling of union finances, the NBA referees dismissed him in 1984. Several of them were incensed when Phillips charged them $300,000 for his role in the 1983 negotiations. They demanded to see the union's books, and a nasty court fight ensued.</w:t>
-        <w:br/>
-        <w:t>The baseball umpires, many of whom earned less than $20,000 at the time, asked Phillips for help in 1978. He took them on a bitter seven-week strike in 1979.</w:t>
-        <w:br/>
-        <w:t>"Let's face it, if we hadn't had somebody like Richie back then, do you think anyone would have listened to us?" asked the retired umpire. "We needed and wanted someone to get in baseball's face. That's Richie's strong suit."</w:t>
-        <w:br/>
-        <w:t>But by the mid-1980s, there were splits in the union.</w:t>
-        <w:br/>
-        <w:t>"Richie was a dictator," said Joe Brinkman, a 21-year American League umpire. "He did things without consulting the board or the members."</w:t>
-        <w:br/>
-        <w:t>Jerry Dale, a former umpire, questioned Phillips' handling of the finances. The National, a national sports newspaper that has since folded, printed a story in 1990 that contended Phillips was the subject of a federal investigation. Phillips sued, saying that the union, and not he personally, had been the target of unfounded charges by some disgruntled members. That case is scheduled to go to trial later this month.</w:t>
-        <w:br/>
-        <w:t>"I think that a lot of these things are because Richie didn't have a good accounting of the money," said Jerry Crawford, the umpires union chief. "Not that he was doing anything dishonest with the money. He's taken steps to fix that."</w:t>
-        <w:br/>
-        <w:t>In recent years, Phillips rescued Pilot Air Freight, a financially troubled company in Lima, Delaware County. In doing so, he took control of the firm, which, among other things, ships the umpires' gear from one city to another.</w:t>
-        <w:br/>
-        <w:t>Now one of the anti-Phillips faction has told the New York Times that he has requested copies of the union's financial statement. Dave Phillips, no relation, contends that several umpires, including Crawford, are on Pilot's payroll.</w:t>
-        <w:br/>
-        <w:t>"Richie gathered all the umpires and told them that they could do some off-season work for Pilot if they wanted," said Rippley, a Phillips backer. "It was PR stuff, speaking engagements, that kind of thing. Now the guys that didn't do it are complaining."</w:t>
-        <w:br/>
-        <w:t>Dave Phillips and others contend that Richie Phillips has shut out those umpires who disagree with him, surrounding and insulating himself with loyalists.</w:t>
-        <w:br/>
-        <w:t>"I'm a union member and I'm not being consulted," Brinkman said. "With a good union, even when there is a difference of opinion, you know what's going on. But either you are on Richie Phillips' side or you're not. And if you're not, you don't know what's going on."</w:t>
-        <w:br/>
-        <w:br/>
-        <w:t>Graphic</w:t>
-        <w:br/>
-        <w:br/>
-        <w:t xml:space="preserve"> </w:t>
-        <w:br/>
-        <w:t>PHOTO;</w:t>
-        <w:br/>
-        <w:t>PHOTO</w:t>
-        <w:br/>
-        <w:t>Richie Phillips signals "no comment" at federal court last week. The union head is trying to save jobs for 22 umpires he persuaded to resign. (CHRIS GARDNER, Associated Press)</w:t>
+        <w:t>Christie's ability to enact such measures into law in blue New Jersey burnished his reputation as a no-nonsense bipartisan reformer that vaulted him to national GOP stardom. As Christie traveled the country in the following years as he prepared to run for president, he told GOP audiences about his work with Sweeney as evidence that he could shake things up in Washington. aseidman@inquirer.com AndrewSeidman</w:t>
       </w:r>
     </w:p>
     <w:sectPr>
